--- a/fase4-base-de-datos/Fase4-Base-de-Datos-SGA-APA7.docx
+++ b/fase4-base-de-datos/Fase4-Base-de-Datos-SGA-APA7.docx
@@ -109,7 +109,7 @@
           <w:rFonts w:ascii="Times New Roman" w:hAnsi="Times New Roman"/>
           <w:sz w:val="24"/>
         </w:rPr>
-        <w:t>Este documento presenta el diseño de la base de datos del Sistema de Gestión Académica y convierte el modelo UML de la Fase 3 en un esquema relacional ejecutable. Se elaboraron los modelos conceptual, lógico y físico, se normalizó hasta la tercera forma normal partiendo del formato de hoja de cálculo que la institución usa actualmente, y se construyó un script SQL para PostgreSQL 16 con once tablas, catorce índices, nueve disparadores, siete funciones y ocho vistas. Las veintisiete reglas de negocio de la Fase 2 se ubicaron una por una: veintitrés quedaron impuestas por el propio motor mediante restricciones declarativas, índices únicos parciales y disparadores, y cuatro permanecen en la capa de negocio porque dependen de la sesión del usuario. El entregable incluye un juego de datos de prueba que reproduce todos los estados del sistema y un script de verificación de veintidós comprobaciones, ejecutado contra PostgreSQL 16.10, que confirma que el esquema rechaza las operaciones que violan las reglas.</w:t>
+        <w:t>Este documento presenta el diseño de la base de datos del Sistema de Gestión Académica y convierte el modelo UML de la Fase 3 en un esquema relacional ejecutable. Se elaboraron los modelos conceptual, lógico y físico, se normalizó hasta la tercera forma normal partiendo del formato de hoja de cálculo que la institución usa actualmente, y se construyó un script SQL para PostgreSQL 16 con doce tablas, dieciséis índices, nueve disparadores, diez funciones y ocho vistas. Las treinta y tres reglas de negocio de la Fase 2 se ubicaron una por una: veintisiete quedaron impuestas por el propio motor mediante restricciones declarativas, índices únicos parciales y disparadores, y seis permanecen en la capa de negocio porque dependen de la sesión del usuario o de la contraseña en claro, que la base de datos no conoce. El entregable incluye un juego de datos de prueba que reproduce todos los estados del sistema y un script de verificación de veintiséis comprobaciones, ejecutado contra PostgreSQL 16.10, que confirma que el esquema rechaza las operaciones que violan las reglas.</w:t>
       </w:r>
     </w:p>
     <w:p>
@@ -367,7 +367,7 @@
           <w:rFonts w:ascii="Times New Roman" w:hAnsi="Times New Roman"/>
           <w:sz w:val="24"/>
         </w:rPr>
-        <w:t>La Fase 3 dejó once clases de dominio, seis enumeraciones y veinte diagramas. Esta fase convierte ese modelo en una base de datos que se puede crear, cargar y consultar: once tablas, catorce índices, nueve disparadores, siete funciones, ocho vistas y un script SQL ejecutable.</w:t>
+        <w:t>La Fase 3 dejó doce clases de dominio, seis enumeraciones y veinte diagramas. Esta fase convierte ese modelo en una base de datos que se puede crear, cargar y consultar: doce tablas, dieciséis índices, nueve disparadores, diez funciones, ocho vistas y un script SQL ejecutable.</w:t>
       </w:r>
     </w:p>
     <w:p>
@@ -636,7 +636,7 @@
                 <w:rFonts w:ascii="Times New Roman" w:hAnsi="Times New Roman"/>
                 <w:sz w:val="20"/>
               </w:rPr>
-              <w:t>Las once clases dieron once tablas, sin agrupar ni dividir ninguna.</w:t>
+              <w:t>Las doce clases dieron doce tablas, sin agrupar ni dividir ninguna.</w:t>
             </w:r>
           </w:p>
         </w:tc>
@@ -1691,7 +1691,7 @@
                 <w:rFonts w:ascii="Times New Roman" w:hAnsi="Times New Roman"/>
                 <w:sz w:val="20"/>
               </w:rPr>
-              <w:t>Las 27 reglas de negocio ubicadas en el esquema o en la capa de negocio</w:t>
+              <w:t>Las 33 reglas de negocio ubicadas en el esquema o en la capa de negocio</w:t>
             </w:r>
           </w:p>
         </w:tc>
@@ -1751,7 +1751,7 @@
           <w:rFonts w:ascii="Times New Roman" w:hAnsi="Times New Roman"/>
           <w:sz w:val="24"/>
         </w:rPr>
-        <w:t>El punto de partida fueron las once clases de la Fase 3. Las revisamos una por una con dos preguntas: si tiene identidad propia y si necesita conservarse en el tiempo. Las once la pasaron.</w:t>
+        <w:t>El punto de partida fueron las doce clases de la Fase 3. Las revisamos una por una con dos preguntas: si tiene identidad propia y si necesita conservarse en el tiempo. Las once la pasaron.</w:t>
       </w:r>
     </w:p>
     <w:p>
@@ -6110,7 +6110,7 @@
       <w:r>
         <w:drawing>
           <wp:inline xmlns:a="http://schemas.openxmlformats.org/drawingml/2006/main" xmlns:pic="http://schemas.openxmlformats.org/drawingml/2006/picture">
-            <wp:extent cx="5220000" cy="9968055"/>
+            <wp:extent cx="3581922" cy="6840000"/>
             <wp:docPr id="2" name="Picture 2"/>
             <wp:cNvGraphicFramePr>
               <a:graphicFrameLocks noChangeAspect="1"/>
@@ -6131,7 +6131,7 @@
                   <pic:spPr>
                     <a:xfrm>
                       <a:off x="0" y="0"/>
-                      <a:ext cx="5220000" cy="9968055"/>
+                      <a:ext cx="3581922" cy="6840000"/>
                     </a:xfrm>
                     <a:prstGeom prst="rect"/>
                   </pic:spPr>
@@ -7887,7 +7887,7 @@
             <w:tcW w:type="dxa" w:w="3120"/>
             <w:tcBorders>
               <w:top w:val="nil"/>
-              <w:bottom w:val="single" w:sz="6" w:color="000000"/>
+              <w:bottom w:val="nil"/>
               <w:left w:val="nil"/>
               <w:right w:val="nil"/>
             </w:tcBorders>
@@ -7911,7 +7911,7 @@
             <w:tcW w:type="dxa" w:w="3120"/>
             <w:tcBorders>
               <w:top w:val="nil"/>
-              <w:bottom w:val="single" w:sz="6" w:color="000000"/>
+              <w:bottom w:val="nil"/>
               <w:left w:val="nil"/>
               <w:right w:val="nil"/>
             </w:tcBorders>
@@ -7935,6 +7935,32 @@
             <w:tcW w:type="dxa" w:w="3120"/>
             <w:tcBorders>
               <w:top w:val="nil"/>
+              <w:bottom w:val="nil"/>
+              <w:left w:val="nil"/>
+              <w:right w:val="nil"/>
+            </w:tcBorders>
+          </w:tcPr>
+          <w:p>
+            <w:pPr>
+              <w:spacing w:line="240" w:lineRule="auto" w:after="40"/>
+            </w:pPr>
+            <w:r/>
+            <w:r>
+              <w:rPr>
+                <w:rFonts w:ascii="Times New Roman" w:hAnsi="Times New Roman"/>
+                <w:sz w:val="20"/>
+              </w:rPr>
+              <w:t>—</w:t>
+            </w:r>
+          </w:p>
+        </w:tc>
+      </w:tr>
+      <w:tr>
+        <w:tc>
+          <w:tcPr>
+            <w:tcW w:type="dxa" w:w="3120"/>
+            <w:tcBorders>
+              <w:top w:val="nil"/>
               <w:bottom w:val="single" w:sz="6" w:color="000000"/>
               <w:left w:val="nil"/>
               <w:right w:val="nil"/>
@@ -7947,10 +7973,58 @@
             <w:r/>
             <w:r>
               <w:rPr>
-                <w:rFonts w:ascii="Times New Roman" w:hAnsi="Times New Roman"/>
-                <w:sz w:val="20"/>
-              </w:rPr>
-              <w:t>—</w:t>
+                <w:rFonts w:ascii="Consolas" w:hAnsi="Consolas"/>
+                <w:sz w:val="18"/>
+              </w:rPr>
+              <w:t>solicitud_restablecimiento</w:t>
+            </w:r>
+          </w:p>
+        </w:tc>
+        <w:tc>
+          <w:tcPr>
+            <w:tcW w:type="dxa" w:w="3120"/>
+            <w:tcBorders>
+              <w:top w:val="nil"/>
+              <w:bottom w:val="single" w:sz="6" w:color="000000"/>
+              <w:left w:val="nil"/>
+              <w:right w:val="nil"/>
+            </w:tcBorders>
+          </w:tcPr>
+          <w:p>
+            <w:pPr>
+              <w:spacing w:line="240" w:lineRule="auto" w:after="40"/>
+            </w:pPr>
+            <w:r/>
+            <w:r>
+              <w:rPr>
+                <w:rFonts w:ascii="Consolas" w:hAnsi="Consolas"/>
+                <w:sz w:val="18"/>
+              </w:rPr>
+              <w:t>id_solicitud</w:t>
+            </w:r>
+          </w:p>
+        </w:tc>
+        <w:tc>
+          <w:tcPr>
+            <w:tcW w:type="dxa" w:w="3120"/>
+            <w:tcBorders>
+              <w:top w:val="nil"/>
+              <w:bottom w:val="single" w:sz="6" w:color="000000"/>
+              <w:left w:val="nil"/>
+              <w:right w:val="nil"/>
+            </w:tcBorders>
+          </w:tcPr>
+          <w:p>
+            <w:pPr>
+              <w:spacing w:line="240" w:lineRule="auto" w:after="40"/>
+            </w:pPr>
+            <w:r/>
+            <w:r>
+              <w:rPr>
+                <w:rFonts w:ascii="Consolas" w:hAnsi="Consolas"/>
+                <w:sz w:val="18"/>
+              </w:rPr>
+              <w:t>hash_enlace</w:t>
             </w:r>
           </w:p>
         </w:tc>
@@ -8633,7 +8707,7 @@
       <w:r>
         <w:drawing>
           <wp:inline xmlns:a="http://schemas.openxmlformats.org/drawingml/2006/main" xmlns:pic="http://schemas.openxmlformats.org/drawingml/2006/picture">
-            <wp:extent cx="5220000" cy="7896105"/>
+            <wp:extent cx="4521824" cy="6840000"/>
             <wp:docPr id="4" name="Picture 4"/>
             <wp:cNvGraphicFramePr>
               <a:graphicFrameLocks noChangeAspect="1"/>
@@ -8654,7 +8728,7 @@
                   <pic:spPr>
                     <a:xfrm>
                       <a:off x="0" y="0"/>
-                      <a:ext cx="5220000" cy="7896105"/>
+                      <a:ext cx="4521824" cy="6840000"/>
                     </a:xfrm>
                     <a:prstGeom prst="rect"/>
                   </pic:spPr>
@@ -11374,7 +11448,7 @@
             <w:tcW w:type="dxa" w:w="2340"/>
             <w:tcBorders>
               <w:top w:val="nil"/>
-              <w:bottom w:val="single" w:sz="6" w:color="000000"/>
+              <w:bottom w:val="nil"/>
               <w:left w:val="nil"/>
               <w:right w:val="nil"/>
             </w:tcBorders>
@@ -11398,6 +11472,80 @@
             <w:tcW w:type="dxa" w:w="2340"/>
             <w:tcBorders>
               <w:top w:val="nil"/>
+              <w:bottom w:val="nil"/>
+              <w:left w:val="nil"/>
+              <w:right w:val="nil"/>
+            </w:tcBorders>
+          </w:tcPr>
+          <w:p>
+            <w:pPr>
+              <w:spacing w:line="240" w:lineRule="auto" w:after="40"/>
+            </w:pPr>
+            <w:r/>
+            <w:r>
+              <w:rPr>
+                <w:rFonts w:ascii="Times New Roman" w:hAnsi="Times New Roman"/>
+                <w:sz w:val="20"/>
+              </w:rPr>
+              <w:t>Sin cota definida</w:t>
+            </w:r>
+          </w:p>
+        </w:tc>
+        <w:tc>
+          <w:tcPr>
+            <w:tcW w:type="dxa" w:w="2340"/>
+            <w:tcBorders>
+              <w:top w:val="nil"/>
+              <w:bottom w:val="nil"/>
+              <w:left w:val="nil"/>
+              <w:right w:val="nil"/>
+            </w:tcBorders>
+          </w:tcPr>
+          <w:p>
+            <w:pPr>
+              <w:spacing w:line="240" w:lineRule="auto" w:after="40"/>
+            </w:pPr>
+            <w:r/>
+            <w:r>
+              <w:rPr>
+                <w:rFonts w:ascii="Times New Roman" w:hAnsi="Times New Roman"/>
+                <w:sz w:val="20"/>
+              </w:rPr>
+              <w:t>Intentos fallidos y accesos denegados</w:t>
+            </w:r>
+          </w:p>
+        </w:tc>
+        <w:tc>
+          <w:tcPr>
+            <w:tcW w:type="dxa" w:w="2340"/>
+            <w:tcBorders>
+              <w:top w:val="nil"/>
+              <w:bottom w:val="nil"/>
+              <w:left w:val="nil"/>
+              <w:right w:val="nil"/>
+            </w:tcBorders>
+          </w:tcPr>
+          <w:p>
+            <w:pPr>
+              <w:spacing w:line="240" w:lineRule="auto" w:after="40"/>
+            </w:pPr>
+            <w:r/>
+            <w:r>
+              <w:rPr>
+                <w:rFonts w:ascii="Times New Roman" w:hAnsi="Times New Roman"/>
+                <w:sz w:val="20"/>
+              </w:rPr>
+              <w:t>RN-23</w:t>
+            </w:r>
+          </w:p>
+        </w:tc>
+      </w:tr>
+      <w:tr>
+        <w:tc>
+          <w:tcPr>
+            <w:tcW w:type="dxa" w:w="2340"/>
+            <w:tcBorders>
+              <w:top w:val="nil"/>
               <w:bottom w:val="single" w:sz="6" w:color="000000"/>
               <w:left w:val="nil"/>
               <w:right w:val="nil"/>
@@ -11410,10 +11558,10 @@
             <w:r/>
             <w:r>
               <w:rPr>
-                <w:rFonts w:ascii="Times New Roman" w:hAnsi="Times New Roman"/>
-                <w:sz w:val="20"/>
-              </w:rPr>
-              <w:t>Sin cota definida</w:t>
+                <w:rFonts w:ascii="Consolas" w:hAnsi="Consolas"/>
+                <w:sz w:val="18"/>
+              </w:rPr>
+              <w:t>solicitud_restablecimiento</w:t>
             </w:r>
           </w:p>
         </w:tc>
@@ -11437,7 +11585,7 @@
                 <w:rFonts w:ascii="Times New Roman" w:hAnsi="Times New Roman"/>
                 <w:sz w:val="20"/>
               </w:rPr>
-              <w:t>Intentos fallidos y accesos denegados</w:t>
+              <w:t>12.000</w:t>
             </w:r>
           </w:p>
         </w:tc>
@@ -11461,7 +11609,31 @@
                 <w:rFonts w:ascii="Times New Roman" w:hAnsi="Times New Roman"/>
                 <w:sz w:val="20"/>
               </w:rPr>
-              <w:t>RN-23</w:t>
+              <w:t>Enlaces de restablecimiento de contraseña</w:t>
+            </w:r>
+          </w:p>
+        </w:tc>
+        <w:tc>
+          <w:tcPr>
+            <w:tcW w:type="dxa" w:w="2340"/>
+            <w:tcBorders>
+              <w:top w:val="nil"/>
+              <w:bottom w:val="single" w:sz="6" w:color="000000"/>
+              <w:left w:val="nil"/>
+              <w:right w:val="nil"/>
+            </w:tcBorders>
+          </w:tcPr>
+          <w:p>
+            <w:pPr>
+              <w:spacing w:line="240" w:lineRule="auto" w:after="40"/>
+            </w:pPr>
+            <w:r/>
+            <w:r>
+              <w:rPr>
+                <w:rFonts w:ascii="Times New Roman" w:hAnsi="Times New Roman"/>
+                <w:sz w:val="20"/>
+              </w:rPr>
+              <w:t>RN-28, RN-30, RN-31</w:t>
             </w:r>
           </w:p>
         </w:tc>
@@ -13257,7 +13429,7 @@
             <w:tcW w:type="dxa" w:w="2340"/>
             <w:tcBorders>
               <w:top w:val="nil"/>
-              <w:bottom w:val="single" w:sz="6" w:color="000000"/>
+              <w:bottom w:val="nil"/>
               <w:left w:val="nil"/>
               <w:right w:val="nil"/>
             </w:tcBorders>
@@ -13281,7 +13453,7 @@
             <w:tcW w:type="dxa" w:w="2340"/>
             <w:tcBorders>
               <w:top w:val="nil"/>
-              <w:bottom w:val="single" w:sz="6" w:color="000000"/>
+              <w:bottom w:val="nil"/>
               <w:left w:val="nil"/>
               <w:right w:val="nil"/>
             </w:tcBorders>
@@ -13312,6 +13484,154 @@
             <w:tcW w:type="dxa" w:w="2340"/>
             <w:tcBorders>
               <w:top w:val="nil"/>
+              <w:bottom w:val="nil"/>
+              <w:left w:val="nil"/>
+              <w:right w:val="nil"/>
+            </w:tcBorders>
+          </w:tcPr>
+          <w:p>
+            <w:pPr>
+              <w:spacing w:line="240" w:lineRule="auto" w:after="40"/>
+            </w:pPr>
+            <w:r/>
+            <w:r>
+              <w:rPr>
+                <w:rFonts w:ascii="Times New Roman" w:hAnsi="Times New Roman"/>
+                <w:sz w:val="20"/>
+              </w:rPr>
+              <w:t>Revisión de intentos fallidos</w:t>
+            </w:r>
+          </w:p>
+        </w:tc>
+        <w:tc>
+          <w:tcPr>
+            <w:tcW w:type="dxa" w:w="2340"/>
+            <w:tcBorders>
+              <w:top w:val="nil"/>
+              <w:bottom w:val="nil"/>
+              <w:left w:val="nil"/>
+              <w:right w:val="nil"/>
+            </w:tcBorders>
+          </w:tcPr>
+          <w:p>
+            <w:pPr>
+              <w:spacing w:line="240" w:lineRule="auto" w:after="40"/>
+            </w:pPr>
+            <w:r/>
+            <w:r>
+              <w:rPr>
+                <w:rFonts w:ascii="Times New Roman" w:hAnsi="Times New Roman"/>
+                <w:sz w:val="20"/>
+              </w:rPr>
+              <w:t>RN-23</w:t>
+            </w:r>
+          </w:p>
+        </w:tc>
+      </w:tr>
+      <w:tr>
+        <w:tc>
+          <w:tcPr>
+            <w:tcW w:type="dxa" w:w="2340"/>
+            <w:tcBorders>
+              <w:top w:val="nil"/>
+              <w:bottom w:val="nil"/>
+              <w:left w:val="nil"/>
+              <w:right w:val="nil"/>
+            </w:tcBorders>
+          </w:tcPr>
+          <w:p>
+            <w:pPr>
+              <w:spacing w:line="240" w:lineRule="auto" w:after="40"/>
+            </w:pPr>
+            <w:r/>
+            <w:r>
+              <w:rPr>
+                <w:rFonts w:ascii="Consolas" w:hAnsi="Consolas"/>
+                <w:sz w:val="18"/>
+              </w:rPr>
+              <w:t>ix_solicitud_usuario</w:t>
+            </w:r>
+          </w:p>
+        </w:tc>
+        <w:tc>
+          <w:tcPr>
+            <w:tcW w:type="dxa" w:w="2340"/>
+            <w:tcBorders>
+              <w:top w:val="nil"/>
+              <w:bottom w:val="nil"/>
+              <w:left w:val="nil"/>
+              <w:right w:val="nil"/>
+            </w:tcBorders>
+          </w:tcPr>
+          <w:p>
+            <w:pPr>
+              <w:spacing w:line="240" w:lineRule="auto" w:after="40"/>
+            </w:pPr>
+            <w:r/>
+            <w:r>
+              <w:rPr>
+                <w:rFonts w:ascii="Consolas" w:hAnsi="Consolas"/>
+                <w:sz w:val="18"/>
+              </w:rPr>
+              <w:t>solicitud_restablecimiento (id_usuario, fecha_creacion)</w:t>
+            </w:r>
+          </w:p>
+        </w:tc>
+        <w:tc>
+          <w:tcPr>
+            <w:tcW w:type="dxa" w:w="2340"/>
+            <w:tcBorders>
+              <w:top w:val="nil"/>
+              <w:bottom w:val="nil"/>
+              <w:left w:val="nil"/>
+              <w:right w:val="nil"/>
+            </w:tcBorders>
+          </w:tcPr>
+          <w:p>
+            <w:pPr>
+              <w:spacing w:line="240" w:lineRule="auto" w:after="40"/>
+            </w:pPr>
+            <w:r/>
+            <w:r>
+              <w:rPr>
+                <w:rFonts w:ascii="Times New Roman" w:hAnsi="Times New Roman"/>
+                <w:sz w:val="20"/>
+              </w:rPr>
+              <w:t>Conteo de solicitudes por hora</w:t>
+            </w:r>
+          </w:p>
+        </w:tc>
+        <w:tc>
+          <w:tcPr>
+            <w:tcW w:type="dxa" w:w="2340"/>
+            <w:tcBorders>
+              <w:top w:val="nil"/>
+              <w:bottom w:val="nil"/>
+              <w:left w:val="nil"/>
+              <w:right w:val="nil"/>
+            </w:tcBorders>
+          </w:tcPr>
+          <w:p>
+            <w:pPr>
+              <w:spacing w:line="240" w:lineRule="auto" w:after="40"/>
+            </w:pPr>
+            <w:r/>
+            <w:r>
+              <w:rPr>
+                <w:rFonts w:ascii="Times New Roman" w:hAnsi="Times New Roman"/>
+                <w:sz w:val="20"/>
+              </w:rPr>
+              <w:t>RN-30</w:t>
+            </w:r>
+          </w:p>
+        </w:tc>
+      </w:tr>
+      <w:tr>
+        <w:tc>
+          <w:tcPr>
+            <w:tcW w:type="dxa" w:w="2340"/>
+            <w:tcBorders>
+              <w:top w:val="nil"/>
               <w:bottom w:val="single" w:sz="6" w:color="000000"/>
               <w:left w:val="nil"/>
               <w:right w:val="nil"/>
@@ -13324,10 +13644,10 @@
             <w:r/>
             <w:r>
               <w:rPr>
-                <w:rFonts w:ascii="Times New Roman" w:hAnsi="Times New Roman"/>
-                <w:sz w:val="20"/>
-              </w:rPr>
-              <w:t>Revisión de intentos fallidos</w:t>
+                <w:rFonts w:ascii="Consolas" w:hAnsi="Consolas"/>
+                <w:sz w:val="18"/>
+              </w:rPr>
+              <w:t>ix_solicitud_vigente</w:t>
             </w:r>
           </w:p>
         </w:tc>
@@ -13348,10 +13668,65 @@
             <w:r/>
             <w:r>
               <w:rPr>
-                <w:rFonts w:ascii="Times New Roman" w:hAnsi="Times New Roman"/>
-                <w:sz w:val="20"/>
-              </w:rPr>
-              <w:t>RN-23</w:t>
+                <w:rFonts w:ascii="Consolas" w:hAnsi="Consolas"/>
+                <w:sz w:val="18"/>
+              </w:rPr>
+              <w:t>solicitud_restablecimiento (fecha_vencimiento)</w:t>
+            </w:r>
+            <w:r>
+              <w:rPr>
+                <w:rFonts w:ascii="Times New Roman" w:hAnsi="Times New Roman"/>
+                <w:sz w:val="20"/>
+              </w:rPr>
+              <w:t>, parcial</w:t>
+            </w:r>
+          </w:p>
+        </w:tc>
+        <w:tc>
+          <w:tcPr>
+            <w:tcW w:type="dxa" w:w="2340"/>
+            <w:tcBorders>
+              <w:top w:val="nil"/>
+              <w:bottom w:val="single" w:sz="6" w:color="000000"/>
+              <w:left w:val="nil"/>
+              <w:right w:val="nil"/>
+            </w:tcBorders>
+          </w:tcPr>
+          <w:p>
+            <w:pPr>
+              <w:spacing w:line="240" w:lineRule="auto" w:after="40"/>
+            </w:pPr>
+            <w:r/>
+            <w:r>
+              <w:rPr>
+                <w:rFonts w:ascii="Times New Roman" w:hAnsi="Times New Roman"/>
+                <w:sz w:val="20"/>
+              </w:rPr>
+              <w:t>Enlaces aún sin usar</w:t>
+            </w:r>
+          </w:p>
+        </w:tc>
+        <w:tc>
+          <w:tcPr>
+            <w:tcW w:type="dxa" w:w="2340"/>
+            <w:tcBorders>
+              <w:top w:val="nil"/>
+              <w:bottom w:val="single" w:sz="6" w:color="000000"/>
+              <w:left w:val="nil"/>
+              <w:right w:val="nil"/>
+            </w:tcBorders>
+          </w:tcPr>
+          <w:p>
+            <w:pPr>
+              <w:spacing w:line="240" w:lineRule="auto" w:after="40"/>
+            </w:pPr>
+            <w:r/>
+            <w:r>
+              <w:rPr>
+                <w:rFonts w:ascii="Times New Roman" w:hAnsi="Times New Roman"/>
+                <w:sz w:val="20"/>
+              </w:rPr>
+              <w:t>RN-28</w:t>
             </w:r>
           </w:p>
         </w:tc>
@@ -13408,7 +13783,7 @@
           <w:rFonts w:ascii="Times New Roman" w:hAnsi="Times New Roman"/>
           <w:sz w:val="24"/>
         </w:rPr>
-        <w:t>Las 27 reglas de la Fase 2 no viven todas en el mismo lugar, y repartirlas fue una de las decisiones centrales de esta fase. El criterio tiene dos preguntas:</w:t>
+        <w:t>Las 33 reglas de la Fase 2 no viven todas en el mismo lugar, y repartirlas fue una de las decisiones centrales de esta fase. El criterio tiene dos preguntas:</w:t>
       </w:r>
     </w:p>
     <w:p>
@@ -13564,7 +13939,7 @@
           <w:i/>
           <w:sz w:val="24"/>
         </w:rPr>
-        <w:t>Las 27 reglas de negocio y el objeto que las hace cumplir</w:t>
+        <w:t>Las 33 reglas de negocio y el objeto que las hace cumplir</w:t>
       </w:r>
     </w:p>
     <w:tbl>
@@ -15709,7 +16084,7 @@
             <w:tcW w:type="dxa" w:w="3120"/>
             <w:tcBorders>
               <w:top w:val="nil"/>
-              <w:bottom w:val="single" w:sz="6" w:color="000000"/>
+              <w:bottom w:val="nil"/>
               <w:left w:val="nil"/>
               <w:right w:val="nil"/>
             </w:tcBorders>
@@ -15733,7 +16108,7 @@
             <w:tcW w:type="dxa" w:w="3120"/>
             <w:tcBorders>
               <w:top w:val="nil"/>
-              <w:bottom w:val="single" w:sz="6" w:color="000000"/>
+              <w:bottom w:val="nil"/>
               <w:left w:val="nil"/>
               <w:right w:val="nil"/>
             </w:tcBorders>
@@ -15757,7 +16132,7 @@
             <w:tcW w:type="dxa" w:w="3120"/>
             <w:tcBorders>
               <w:top w:val="nil"/>
-              <w:bottom w:val="single" w:sz="6" w:color="000000"/>
+              <w:bottom w:val="nil"/>
               <w:left w:val="nil"/>
               <w:right w:val="nil"/>
             </w:tcBorders>
@@ -15794,6 +16169,471 @@
                 <w:sz w:val="20"/>
               </w:rPr>
               <w:t xml:space="preserve"> en las funciones de cálculo</w:t>
+            </w:r>
+          </w:p>
+        </w:tc>
+      </w:tr>
+      <w:tr>
+        <w:tc>
+          <w:tcPr>
+            <w:tcW w:type="dxa" w:w="3120"/>
+            <w:tcBorders>
+              <w:top w:val="nil"/>
+              <w:bottom w:val="nil"/>
+              <w:left w:val="nil"/>
+              <w:right w:val="nil"/>
+            </w:tcBorders>
+          </w:tcPr>
+          <w:p>
+            <w:pPr>
+              <w:spacing w:line="240" w:lineRule="auto" w:after="40"/>
+            </w:pPr>
+            <w:r/>
+            <w:r>
+              <w:rPr>
+                <w:rFonts w:ascii="Times New Roman" w:hAnsi="Times New Roman"/>
+                <w:sz w:val="20"/>
+              </w:rPr>
+              <w:t>RN-28 enlace de un solo uso</w:t>
+            </w:r>
+          </w:p>
+        </w:tc>
+        <w:tc>
+          <w:tcPr>
+            <w:tcW w:type="dxa" w:w="3120"/>
+            <w:tcBorders>
+              <w:top w:val="nil"/>
+              <w:bottom w:val="nil"/>
+              <w:left w:val="nil"/>
+              <w:right w:val="nil"/>
+            </w:tcBorders>
+          </w:tcPr>
+          <w:p>
+            <w:pPr>
+              <w:spacing w:line="240" w:lineRule="auto" w:after="40"/>
+            </w:pPr>
+            <w:r/>
+            <w:r>
+              <w:rPr>
+                <w:rFonts w:ascii="Times New Roman" w:hAnsi="Times New Roman"/>
+                <w:sz w:val="20"/>
+              </w:rPr>
+              <w:t>Función y restricción</w:t>
+            </w:r>
+          </w:p>
+        </w:tc>
+        <w:tc>
+          <w:tcPr>
+            <w:tcW w:type="dxa" w:w="3120"/>
+            <w:tcBorders>
+              <w:top w:val="nil"/>
+              <w:bottom w:val="nil"/>
+              <w:left w:val="nil"/>
+              <w:right w:val="nil"/>
+            </w:tcBorders>
+          </w:tcPr>
+          <w:p>
+            <w:pPr>
+              <w:spacing w:line="240" w:lineRule="auto" w:after="40"/>
+            </w:pPr>
+            <w:r/>
+            <w:r>
+              <w:rPr>
+                <w:rFonts w:ascii="Consolas" w:hAnsi="Consolas"/>
+                <w:sz w:val="18"/>
+              </w:rPr>
+              <w:t>fn_validar_enlace</w:t>
+            </w:r>
+            <w:r>
+              <w:rPr>
+                <w:rFonts w:ascii="Times New Roman" w:hAnsi="Times New Roman"/>
+                <w:sz w:val="20"/>
+              </w:rPr>
+              <w:t xml:space="preserve">, </w:t>
+            </w:r>
+            <w:r>
+              <w:rPr>
+                <w:rFonts w:ascii="Consolas" w:hAnsi="Consolas"/>
+                <w:sz w:val="18"/>
+              </w:rPr>
+              <w:t>ck_solicitud_vencimiento</w:t>
+            </w:r>
+          </w:p>
+        </w:tc>
+      </w:tr>
+      <w:tr>
+        <w:tc>
+          <w:tcPr>
+            <w:tcW w:type="dxa" w:w="3120"/>
+            <w:tcBorders>
+              <w:top w:val="nil"/>
+              <w:bottom w:val="nil"/>
+              <w:left w:val="nil"/>
+              <w:right w:val="nil"/>
+            </w:tcBorders>
+          </w:tcPr>
+          <w:p>
+            <w:pPr>
+              <w:spacing w:line="240" w:lineRule="auto" w:after="40"/>
+            </w:pPr>
+            <w:r/>
+            <w:r>
+              <w:rPr>
+                <w:rFonts w:ascii="Times New Roman" w:hAnsi="Times New Roman"/>
+                <w:sz w:val="20"/>
+              </w:rPr>
+              <w:t>RN-29 la solicitud no revela la cuenta</w:t>
+            </w:r>
+          </w:p>
+        </w:tc>
+        <w:tc>
+          <w:tcPr>
+            <w:tcW w:type="dxa" w:w="3120"/>
+            <w:tcBorders>
+              <w:top w:val="nil"/>
+              <w:bottom w:val="nil"/>
+              <w:left w:val="nil"/>
+              <w:right w:val="nil"/>
+            </w:tcBorders>
+          </w:tcPr>
+          <w:p>
+            <w:pPr>
+              <w:spacing w:line="240" w:lineRule="auto" w:after="40"/>
+            </w:pPr>
+            <w:r/>
+            <w:r>
+              <w:rPr>
+                <w:rFonts w:ascii="Times New Roman" w:hAnsi="Times New Roman"/>
+                <w:sz w:val="20"/>
+              </w:rPr>
+              <w:t>Función</w:t>
+            </w:r>
+          </w:p>
+        </w:tc>
+        <w:tc>
+          <w:tcPr>
+            <w:tcW w:type="dxa" w:w="3120"/>
+            <w:tcBorders>
+              <w:top w:val="nil"/>
+              <w:bottom w:val="nil"/>
+              <w:left w:val="nil"/>
+              <w:right w:val="nil"/>
+            </w:tcBorders>
+          </w:tcPr>
+          <w:p>
+            <w:pPr>
+              <w:spacing w:line="240" w:lineRule="auto" w:after="40"/>
+            </w:pPr>
+            <w:r/>
+            <w:r>
+              <w:rPr>
+                <w:rFonts w:ascii="Consolas" w:hAnsi="Consolas"/>
+                <w:sz w:val="18"/>
+              </w:rPr>
+              <w:t>fn_solicitar_restablecimiento</w:t>
+            </w:r>
+          </w:p>
+        </w:tc>
+      </w:tr>
+      <w:tr>
+        <w:tc>
+          <w:tcPr>
+            <w:tcW w:type="dxa" w:w="3120"/>
+            <w:tcBorders>
+              <w:top w:val="nil"/>
+              <w:bottom w:val="nil"/>
+              <w:left w:val="nil"/>
+              <w:right w:val="nil"/>
+            </w:tcBorders>
+          </w:tcPr>
+          <w:p>
+            <w:pPr>
+              <w:spacing w:line="240" w:lineRule="auto" w:after="40"/>
+            </w:pPr>
+            <w:r/>
+            <w:r>
+              <w:rPr>
+                <w:rFonts w:ascii="Times New Roman" w:hAnsi="Times New Roman"/>
+                <w:sz w:val="20"/>
+              </w:rPr>
+              <w:t>RN-30 tope de solicitudes por hora</w:t>
+            </w:r>
+          </w:p>
+        </w:tc>
+        <w:tc>
+          <w:tcPr>
+            <w:tcW w:type="dxa" w:w="3120"/>
+            <w:tcBorders>
+              <w:top w:val="nil"/>
+              <w:bottom w:val="nil"/>
+              <w:left w:val="nil"/>
+              <w:right w:val="nil"/>
+            </w:tcBorders>
+          </w:tcPr>
+          <w:p>
+            <w:pPr>
+              <w:spacing w:line="240" w:lineRule="auto" w:after="40"/>
+            </w:pPr>
+            <w:r/>
+            <w:r>
+              <w:rPr>
+                <w:rFonts w:ascii="Times New Roman" w:hAnsi="Times New Roman"/>
+                <w:sz w:val="20"/>
+              </w:rPr>
+              <w:t>Función</w:t>
+            </w:r>
+          </w:p>
+        </w:tc>
+        <w:tc>
+          <w:tcPr>
+            <w:tcW w:type="dxa" w:w="3120"/>
+            <w:tcBorders>
+              <w:top w:val="nil"/>
+              <w:bottom w:val="nil"/>
+              <w:left w:val="nil"/>
+              <w:right w:val="nil"/>
+            </w:tcBorders>
+          </w:tcPr>
+          <w:p>
+            <w:pPr>
+              <w:spacing w:line="240" w:lineRule="auto" w:after="40"/>
+            </w:pPr>
+            <w:r/>
+            <w:r>
+              <w:rPr>
+                <w:rFonts w:ascii="Consolas" w:hAnsi="Consolas"/>
+                <w:sz w:val="18"/>
+              </w:rPr>
+              <w:t>fn_solicitar_restablecimiento</w:t>
+            </w:r>
+          </w:p>
+        </w:tc>
+      </w:tr>
+      <w:tr>
+        <w:tc>
+          <w:tcPr>
+            <w:tcW w:type="dxa" w:w="3120"/>
+            <w:tcBorders>
+              <w:top w:val="nil"/>
+              <w:bottom w:val="nil"/>
+              <w:left w:val="nil"/>
+              <w:right w:val="nil"/>
+            </w:tcBorders>
+          </w:tcPr>
+          <w:p>
+            <w:pPr>
+              <w:spacing w:line="240" w:lineRule="auto" w:after="40"/>
+            </w:pPr>
+            <w:r/>
+            <w:r>
+              <w:rPr>
+                <w:rFonts w:ascii="Times New Roman" w:hAnsi="Times New Roman"/>
+                <w:sz w:val="20"/>
+              </w:rPr>
+              <w:t>RN-31 invalidar los demás enlaces</w:t>
+            </w:r>
+          </w:p>
+        </w:tc>
+        <w:tc>
+          <w:tcPr>
+            <w:tcW w:type="dxa" w:w="3120"/>
+            <w:tcBorders>
+              <w:top w:val="nil"/>
+              <w:bottom w:val="nil"/>
+              <w:left w:val="nil"/>
+              <w:right w:val="nil"/>
+            </w:tcBorders>
+          </w:tcPr>
+          <w:p>
+            <w:pPr>
+              <w:spacing w:line="240" w:lineRule="auto" w:after="40"/>
+            </w:pPr>
+            <w:r/>
+            <w:r>
+              <w:rPr>
+                <w:rFonts w:ascii="Times New Roman" w:hAnsi="Times New Roman"/>
+                <w:sz w:val="20"/>
+              </w:rPr>
+              <w:t>Función</w:t>
+            </w:r>
+          </w:p>
+        </w:tc>
+        <w:tc>
+          <w:tcPr>
+            <w:tcW w:type="dxa" w:w="3120"/>
+            <w:tcBorders>
+              <w:top w:val="nil"/>
+              <w:bottom w:val="nil"/>
+              <w:left w:val="nil"/>
+              <w:right w:val="nil"/>
+            </w:tcBorders>
+          </w:tcPr>
+          <w:p>
+            <w:pPr>
+              <w:spacing w:line="240" w:lineRule="auto" w:after="40"/>
+            </w:pPr>
+            <w:r/>
+            <w:r>
+              <w:rPr>
+                <w:rFonts w:ascii="Consolas" w:hAnsi="Consolas"/>
+                <w:sz w:val="18"/>
+              </w:rPr>
+              <w:t>fn_usar_enlace</w:t>
+            </w:r>
+          </w:p>
+        </w:tc>
+      </w:tr>
+      <w:tr>
+        <w:tc>
+          <w:tcPr>
+            <w:tcW w:type="dxa" w:w="3120"/>
+            <w:tcBorders>
+              <w:top w:val="nil"/>
+              <w:bottom w:val="nil"/>
+              <w:left w:val="nil"/>
+              <w:right w:val="nil"/>
+            </w:tcBorders>
+          </w:tcPr>
+          <w:p>
+            <w:pPr>
+              <w:spacing w:line="240" w:lineRule="auto" w:after="40"/>
+            </w:pPr>
+            <w:r/>
+            <w:r>
+              <w:rPr>
+                <w:rFonts w:ascii="Times New Roman" w:hAnsi="Times New Roman"/>
+                <w:sz w:val="20"/>
+              </w:rPr>
+              <w:t>RN-32 solo sus datos de contacto</w:t>
+            </w:r>
+          </w:p>
+        </w:tc>
+        <w:tc>
+          <w:tcPr>
+            <w:tcW w:type="dxa" w:w="3120"/>
+            <w:tcBorders>
+              <w:top w:val="nil"/>
+              <w:bottom w:val="nil"/>
+              <w:left w:val="nil"/>
+              <w:right w:val="nil"/>
+            </w:tcBorders>
+          </w:tcPr>
+          <w:p>
+            <w:pPr>
+              <w:spacing w:line="240" w:lineRule="auto" w:after="40"/>
+            </w:pPr>
+            <w:r/>
+            <w:r>
+              <w:rPr>
+                <w:rFonts w:ascii="Times New Roman" w:hAnsi="Times New Roman"/>
+                <w:sz w:val="20"/>
+              </w:rPr>
+              <w:t>Capa de negocio</w:t>
+            </w:r>
+          </w:p>
+        </w:tc>
+        <w:tc>
+          <w:tcPr>
+            <w:tcW w:type="dxa" w:w="3120"/>
+            <w:tcBorders>
+              <w:top w:val="nil"/>
+              <w:bottom w:val="nil"/>
+              <w:left w:val="nil"/>
+              <w:right w:val="nil"/>
+            </w:tcBorders>
+          </w:tcPr>
+          <w:p>
+            <w:pPr>
+              <w:spacing w:line="240" w:lineRule="auto" w:after="40"/>
+            </w:pPr>
+            <w:r/>
+            <w:r>
+              <w:rPr>
+                <w:rFonts w:ascii="Times New Roman" w:hAnsi="Times New Roman"/>
+                <w:sz w:val="20"/>
+              </w:rPr>
+              <w:t>Depende de qué usuario tiene la sesión abierta</w:t>
+            </w:r>
+          </w:p>
+        </w:tc>
+      </w:tr>
+      <w:tr>
+        <w:tc>
+          <w:tcPr>
+            <w:tcW w:type="dxa" w:w="3120"/>
+            <w:tcBorders>
+              <w:top w:val="nil"/>
+              <w:bottom w:val="single" w:sz="6" w:color="000000"/>
+              <w:left w:val="nil"/>
+              <w:right w:val="nil"/>
+            </w:tcBorders>
+          </w:tcPr>
+          <w:p>
+            <w:pPr>
+              <w:spacing w:line="240" w:lineRule="auto" w:after="40"/>
+            </w:pPr>
+            <w:r/>
+            <w:r>
+              <w:rPr>
+                <w:rFonts w:ascii="Times New Roman" w:hAnsi="Times New Roman"/>
+                <w:sz w:val="20"/>
+              </w:rPr>
+              <w:t>RN-33 exigir la contraseña actual</w:t>
+            </w:r>
+          </w:p>
+        </w:tc>
+        <w:tc>
+          <w:tcPr>
+            <w:tcW w:type="dxa" w:w="3120"/>
+            <w:tcBorders>
+              <w:top w:val="nil"/>
+              <w:bottom w:val="single" w:sz="6" w:color="000000"/>
+              <w:left w:val="nil"/>
+              <w:right w:val="nil"/>
+            </w:tcBorders>
+          </w:tcPr>
+          <w:p>
+            <w:pPr>
+              <w:spacing w:line="240" w:lineRule="auto" w:after="40"/>
+            </w:pPr>
+            <w:r/>
+            <w:r>
+              <w:rPr>
+                <w:rFonts w:ascii="Times New Roman" w:hAnsi="Times New Roman"/>
+                <w:sz w:val="20"/>
+              </w:rPr>
+              <w:t>Capa de negocio</w:t>
+            </w:r>
+          </w:p>
+        </w:tc>
+        <w:tc>
+          <w:tcPr>
+            <w:tcW w:type="dxa" w:w="3120"/>
+            <w:tcBorders>
+              <w:top w:val="nil"/>
+              <w:bottom w:val="single" w:sz="6" w:color="000000"/>
+              <w:left w:val="nil"/>
+              <w:right w:val="nil"/>
+            </w:tcBorders>
+          </w:tcPr>
+          <w:p>
+            <w:pPr>
+              <w:spacing w:line="240" w:lineRule="auto" w:after="40"/>
+            </w:pPr>
+            <w:r/>
+            <w:r>
+              <w:rPr>
+                <w:rFonts w:ascii="Times New Roman" w:hAnsi="Times New Roman"/>
+                <w:sz w:val="20"/>
+              </w:rPr>
+              <w:t xml:space="preserve">Compara el resumen de lo escrito contra </w:t>
+            </w:r>
+            <w:r>
+              <w:rPr>
+                <w:rFonts w:ascii="Consolas" w:hAnsi="Consolas"/>
+                <w:sz w:val="18"/>
+              </w:rPr>
+              <w:t>usuario.hash_contrasena</w:t>
             </w:r>
           </w:p>
         </w:tc>
@@ -15817,7 +16657,7 @@
           <w:rFonts w:ascii="Times New Roman" w:hAnsi="Times New Roman"/>
           <w:sz w:val="24"/>
         </w:rPr>
-        <w:t xml:space="preserve"> 8 reglas con restricción declarativa, 2 con índice único parcial, 9 con disparador, 4 con función de cálculo y 4 en la capa de negocio. Las cuatro últimas son precisamente las que dependen de la sesión del usuario, que la base de datos no conoce.</w:t>
+        <w:t xml:space="preserve"> 8 reglas con restricción declarativa, 2 con índice único parcial, 9 con disparador, 4 con función de cálculo y 6 en la capa de negocio. Las seis últimas son precisamente las que dependen de la sesión del usuario o de la contraseña en claro, que la base de datos no conoce.</w:t>
       </w:r>
     </w:p>
     <w:p>
@@ -15837,7 +16677,84 @@
           <w:rFonts w:ascii="Times New Roman" w:hAnsi="Times New Roman"/>
           <w:sz w:val="20"/>
         </w:rPr>
-        <w:t>RN-21 merece un comentario. La longitud mínima de la contraseña no se puede verificar en la base de datos porque allí solo llega el resumen criptográfico, que siempre mide lo mismo. Es un buen ejemplo de una regla que el esquema no puede proteger y que por lo tanto exige una prueba automatizada en la capa de negocio (RNF-26).</w:t>
+        <w:t>RN-21 merece un comentario. La longitud mínima de la contraseña no se puede verificar en la base de datos porque allí solo llega el resumen criptográfico, que siempre mide lo mismo. Es un buen ejemplo de una regla que el esquema no puede proteger y que por lo tanto exige una prueba automatizada en la capa de negocio (RNF-26). RN-33 cae en la misma categoría y por la misma razón: comprobar que la contraseña actual es correcta exige comparar resúmenes, y el valor en claro nunca llega a la base de datos.</w:t>
+      </w:r>
+    </w:p>
+    <w:p/>
+    <w:p>
+      <w:pPr>
+        <w:spacing w:line="240" w:lineRule="auto"/>
+      </w:pPr>
+      <w:r>
+        <w:rPr>
+          <w:rFonts w:ascii="Times New Roman" w:hAnsi="Times New Roman"/>
+          <w:i/>
+          <w:sz w:val="20"/>
+        </w:rPr>
+        <w:t xml:space="preserve">Nota. </w:t>
+      </w:r>
+      <w:r>
+        <w:rPr>
+          <w:rFonts w:ascii="Times New Roman" w:hAnsi="Times New Roman"/>
+          <w:sz w:val="20"/>
+        </w:rPr>
+        <w:t xml:space="preserve">El módulo de perfil (CU-29) no obligó a cambiar el esquema. </w:t>
+      </w:r>
+      <w:r>
+        <w:rPr>
+          <w:rFonts w:ascii="Consolas" w:hAnsi="Consolas"/>
+          <w:sz w:val="18"/>
+        </w:rPr>
+        <w:t>persona.telefono</w:t>
+      </w:r>
+      <w:r>
+        <w:rPr>
+          <w:rFonts w:ascii="Times New Roman" w:hAnsi="Times New Roman"/>
+          <w:sz w:val="20"/>
+        </w:rPr>
+        <w:t xml:space="preserve"> ya existía y es el único campo que RN-32 deja editar al propio usuario; el documento, los nombres y el correo ya estaban protegidos por </w:t>
+      </w:r>
+      <w:r>
+        <w:rPr>
+          <w:rFonts w:ascii="Consolas" w:hAnsi="Consolas"/>
+          <w:sz w:val="18"/>
+        </w:rPr>
+        <w:t>uq_persona_documento</w:t>
+      </w:r>
+      <w:r>
+        <w:rPr>
+          <w:rFonts w:ascii="Times New Roman" w:hAnsi="Times New Roman"/>
+          <w:sz w:val="20"/>
+        </w:rPr>
+        <w:t xml:space="preserve">, </w:t>
+      </w:r>
+      <w:r>
+        <w:rPr>
+          <w:rFonts w:ascii="Consolas" w:hAnsi="Consolas"/>
+          <w:sz w:val="18"/>
+        </w:rPr>
+        <w:t>uq_persona_correo</w:t>
+      </w:r>
+      <w:r>
+        <w:rPr>
+          <w:rFonts w:ascii="Times New Roman" w:hAnsi="Times New Roman"/>
+          <w:sz w:val="20"/>
+        </w:rPr>
+        <w:t xml:space="preserve"> y </w:t>
+      </w:r>
+      <w:r>
+        <w:rPr>
+          <w:rFonts w:ascii="Consolas" w:hAnsi="Consolas"/>
+          <w:sz w:val="18"/>
+        </w:rPr>
+        <w:t>uq_usuario_correo</w:t>
+      </w:r>
+      <w:r>
+        <w:rPr>
+          <w:rFonts w:ascii="Times New Roman" w:hAnsi="Times New Roman"/>
+          <w:sz w:val="20"/>
+        </w:rPr>
+        <w:t>. Que una funcionalidad nueva no exija una tabla nueva es señal de que el modelo de la Fase 3 estaba bien dimensionado.</w:t>
       </w:r>
     </w:p>
     <w:p/>
@@ -17294,7 +18211,7 @@
                 <w:rFonts w:ascii="Times New Roman" w:hAnsi="Times New Roman"/>
                 <w:sz w:val="20"/>
               </w:rPr>
-              <w:t>Esquema, 11 tablas, claves y restricciones declarativas</w:t>
+              <w:t>Esquema, 12 tablas, claves y restricciones declarativas</w:t>
             </w:r>
           </w:p>
         </w:tc>
@@ -17368,7 +18285,7 @@
                 <w:rFonts w:ascii="Times New Roman" w:hAnsi="Times New Roman"/>
                 <w:sz w:val="20"/>
               </w:rPr>
-              <w:t>7 funciones de negocio y 9 disparadores</w:t>
+              <w:t>10 funciones de negocio y 9 disparadores</w:t>
             </w:r>
           </w:p>
         </w:tc>
@@ -17442,7 +18359,7 @@
                 <w:rFonts w:ascii="Times New Roman" w:hAnsi="Times New Roman"/>
                 <w:sz w:val="20"/>
               </w:rPr>
-              <w:t>12 índices y 8 vistas</w:t>
+              <w:t>16 índices y 8 vistas</w:t>
             </w:r>
           </w:p>
         </w:tc>
@@ -17590,7 +18507,7 @@
                 <w:rFonts w:ascii="Times New Roman" w:hAnsi="Times New Roman"/>
                 <w:sz w:val="20"/>
               </w:rPr>
-              <w:t>22 comprobaciones de las reglas de negocio</w:t>
+              <w:t>26 comprobaciones de las reglas de negocio</w:t>
             </w:r>
           </w:p>
         </w:tc>
@@ -20264,7 +21181,7 @@
           <w:i/>
           <w:sz w:val="24"/>
         </w:rPr>
-        <w:t>Las 22 comprobaciones del script de verificación</w:t>
+        <w:t>Las 26 comprobaciones del script de verificación</w:t>
       </w:r>
     </w:p>
     <w:tbl>
@@ -22461,6 +23378,398 @@
             <w:tcW w:type="dxa" w:w="2340"/>
             <w:tcBorders>
               <w:top w:val="nil"/>
+              <w:bottom w:val="nil"/>
+              <w:left w:val="nil"/>
+              <w:right w:val="nil"/>
+            </w:tcBorders>
+          </w:tcPr>
+          <w:p>
+            <w:pPr>
+              <w:spacing w:line="240" w:lineRule="auto" w:after="40"/>
+            </w:pPr>
+            <w:r/>
+            <w:r>
+              <w:rPr>
+                <w:rFonts w:ascii="Times New Roman" w:hAnsi="Times New Roman"/>
+                <w:sz w:val="20"/>
+              </w:rPr>
+              <w:t>V-22</w:t>
+            </w:r>
+          </w:p>
+        </w:tc>
+        <w:tc>
+          <w:tcPr>
+            <w:tcW w:type="dxa" w:w="2340"/>
+            <w:tcBorders>
+              <w:top w:val="nil"/>
+              <w:bottom w:val="nil"/>
+              <w:left w:val="nil"/>
+              <w:right w:val="nil"/>
+            </w:tcBorders>
+          </w:tcPr>
+          <w:p>
+            <w:pPr>
+              <w:spacing w:line="240" w:lineRule="auto" w:after="40"/>
+            </w:pPr>
+            <w:r/>
+            <w:r>
+              <w:rPr>
+                <w:rFonts w:ascii="Times New Roman" w:hAnsi="Times New Roman"/>
+                <w:sz w:val="20"/>
+              </w:rPr>
+              <w:t>Inactivar un docente con cursos vigentes</w:t>
+            </w:r>
+          </w:p>
+        </w:tc>
+        <w:tc>
+          <w:tcPr>
+            <w:tcW w:type="dxa" w:w="2340"/>
+            <w:tcBorders>
+              <w:top w:val="nil"/>
+              <w:bottom w:val="nil"/>
+              <w:left w:val="nil"/>
+              <w:right w:val="nil"/>
+            </w:tcBorders>
+          </w:tcPr>
+          <w:p>
+            <w:pPr>
+              <w:spacing w:line="240" w:lineRule="auto" w:after="40"/>
+            </w:pPr>
+            <w:r/>
+            <w:r>
+              <w:rPr>
+                <w:rFonts w:ascii="Times New Roman" w:hAnsi="Times New Roman"/>
+                <w:sz w:val="20"/>
+              </w:rPr>
+              <w:t>Rechazo con el número de cursos</w:t>
+            </w:r>
+          </w:p>
+        </w:tc>
+        <w:tc>
+          <w:tcPr>
+            <w:tcW w:type="dxa" w:w="2340"/>
+            <w:tcBorders>
+              <w:top w:val="nil"/>
+              <w:bottom w:val="nil"/>
+              <w:left w:val="nil"/>
+              <w:right w:val="nil"/>
+            </w:tcBorders>
+          </w:tcPr>
+          <w:p>
+            <w:pPr>
+              <w:spacing w:line="240" w:lineRule="auto" w:after="40"/>
+            </w:pPr>
+            <w:r/>
+            <w:r>
+              <w:rPr>
+                <w:rFonts w:ascii="Times New Roman" w:hAnsi="Times New Roman"/>
+                <w:sz w:val="20"/>
+              </w:rPr>
+              <w:t>RN-24</w:t>
+            </w:r>
+          </w:p>
+        </w:tc>
+      </w:tr>
+      <w:tr>
+        <w:tc>
+          <w:tcPr>
+            <w:tcW w:type="dxa" w:w="2340"/>
+            <w:tcBorders>
+              <w:top w:val="nil"/>
+              <w:bottom w:val="nil"/>
+              <w:left w:val="nil"/>
+              <w:right w:val="nil"/>
+            </w:tcBorders>
+          </w:tcPr>
+          <w:p>
+            <w:pPr>
+              <w:spacing w:line="240" w:lineRule="auto" w:after="40"/>
+            </w:pPr>
+            <w:r/>
+            <w:r>
+              <w:rPr>
+                <w:rFonts w:ascii="Times New Roman" w:hAnsi="Times New Roman"/>
+                <w:sz w:val="20"/>
+              </w:rPr>
+              <w:t>V-23</w:t>
+            </w:r>
+          </w:p>
+        </w:tc>
+        <w:tc>
+          <w:tcPr>
+            <w:tcW w:type="dxa" w:w="2340"/>
+            <w:tcBorders>
+              <w:top w:val="nil"/>
+              <w:bottom w:val="nil"/>
+              <w:left w:val="nil"/>
+              <w:right w:val="nil"/>
+            </w:tcBorders>
+          </w:tcPr>
+          <w:p>
+            <w:pPr>
+              <w:spacing w:line="240" w:lineRule="auto" w:after="40"/>
+            </w:pPr>
+            <w:r/>
+            <w:r>
+              <w:rPr>
+                <w:rFonts w:ascii="Times New Roman" w:hAnsi="Times New Roman"/>
+                <w:sz w:val="20"/>
+              </w:rPr>
+              <w:t>Pedir el restablecimiento con un correo que no existe</w:t>
+            </w:r>
+          </w:p>
+        </w:tc>
+        <w:tc>
+          <w:tcPr>
+            <w:tcW w:type="dxa" w:w="2340"/>
+            <w:tcBorders>
+              <w:top w:val="nil"/>
+              <w:bottom w:val="nil"/>
+              <w:left w:val="nil"/>
+              <w:right w:val="nil"/>
+            </w:tcBorders>
+          </w:tcPr>
+          <w:p>
+            <w:pPr>
+              <w:spacing w:line="240" w:lineRule="auto" w:after="40"/>
+            </w:pPr>
+            <w:r/>
+            <w:r>
+              <w:rPr>
+                <w:rFonts w:ascii="Times New Roman" w:hAnsi="Times New Roman"/>
+                <w:sz w:val="20"/>
+              </w:rPr>
+              <w:t>Misma respuesta que con uno real, sin registrar enlace</w:t>
+            </w:r>
+          </w:p>
+        </w:tc>
+        <w:tc>
+          <w:tcPr>
+            <w:tcW w:type="dxa" w:w="2340"/>
+            <w:tcBorders>
+              <w:top w:val="nil"/>
+              <w:bottom w:val="nil"/>
+              <w:left w:val="nil"/>
+              <w:right w:val="nil"/>
+            </w:tcBorders>
+          </w:tcPr>
+          <w:p>
+            <w:pPr>
+              <w:spacing w:line="240" w:lineRule="auto" w:after="40"/>
+            </w:pPr>
+            <w:r/>
+            <w:r>
+              <w:rPr>
+                <w:rFonts w:ascii="Times New Roman" w:hAnsi="Times New Roman"/>
+                <w:sz w:val="20"/>
+              </w:rPr>
+              <w:t>RN-29</w:t>
+            </w:r>
+          </w:p>
+        </w:tc>
+      </w:tr>
+      <w:tr>
+        <w:tc>
+          <w:tcPr>
+            <w:tcW w:type="dxa" w:w="2340"/>
+            <w:tcBorders>
+              <w:top w:val="nil"/>
+              <w:bottom w:val="nil"/>
+              <w:left w:val="nil"/>
+              <w:right w:val="nil"/>
+            </w:tcBorders>
+          </w:tcPr>
+          <w:p>
+            <w:pPr>
+              <w:spacing w:line="240" w:lineRule="auto" w:after="40"/>
+            </w:pPr>
+            <w:r/>
+            <w:r>
+              <w:rPr>
+                <w:rFonts w:ascii="Times New Roman" w:hAnsi="Times New Roman"/>
+                <w:sz w:val="20"/>
+              </w:rPr>
+              <w:t>V-24</w:t>
+            </w:r>
+          </w:p>
+        </w:tc>
+        <w:tc>
+          <w:tcPr>
+            <w:tcW w:type="dxa" w:w="2340"/>
+            <w:tcBorders>
+              <w:top w:val="nil"/>
+              <w:bottom w:val="nil"/>
+              <w:left w:val="nil"/>
+              <w:right w:val="nil"/>
+            </w:tcBorders>
+          </w:tcPr>
+          <w:p>
+            <w:pPr>
+              <w:spacing w:line="240" w:lineRule="auto" w:after="40"/>
+            </w:pPr>
+            <w:r/>
+            <w:r>
+              <w:rPr>
+                <w:rFonts w:ascii="Times New Roman" w:hAnsi="Times New Roman"/>
+                <w:sz w:val="20"/>
+              </w:rPr>
+              <w:t>Usar un enlace vencido y otro ya usado</w:t>
+            </w:r>
+          </w:p>
+        </w:tc>
+        <w:tc>
+          <w:tcPr>
+            <w:tcW w:type="dxa" w:w="2340"/>
+            <w:tcBorders>
+              <w:top w:val="nil"/>
+              <w:bottom w:val="nil"/>
+              <w:left w:val="nil"/>
+              <w:right w:val="nil"/>
+            </w:tcBorders>
+          </w:tcPr>
+          <w:p>
+            <w:pPr>
+              <w:spacing w:line="240" w:lineRule="auto" w:after="40"/>
+            </w:pPr>
+            <w:r/>
+            <w:r>
+              <w:rPr>
+                <w:rFonts w:ascii="Times New Roman" w:hAnsi="Times New Roman"/>
+                <w:sz w:val="20"/>
+              </w:rPr>
+              <w:t>Ambos rechazados; solo el vigente es aceptado</w:t>
+            </w:r>
+          </w:p>
+        </w:tc>
+        <w:tc>
+          <w:tcPr>
+            <w:tcW w:type="dxa" w:w="2340"/>
+            <w:tcBorders>
+              <w:top w:val="nil"/>
+              <w:bottom w:val="nil"/>
+              <w:left w:val="nil"/>
+              <w:right w:val="nil"/>
+            </w:tcBorders>
+          </w:tcPr>
+          <w:p>
+            <w:pPr>
+              <w:spacing w:line="240" w:lineRule="auto" w:after="40"/>
+            </w:pPr>
+            <w:r/>
+            <w:r>
+              <w:rPr>
+                <w:rFonts w:ascii="Times New Roman" w:hAnsi="Times New Roman"/>
+                <w:sz w:val="20"/>
+              </w:rPr>
+              <w:t>RN-28</w:t>
+            </w:r>
+          </w:p>
+        </w:tc>
+      </w:tr>
+      <w:tr>
+        <w:tc>
+          <w:tcPr>
+            <w:tcW w:type="dxa" w:w="2340"/>
+            <w:tcBorders>
+              <w:top w:val="nil"/>
+              <w:bottom w:val="nil"/>
+              <w:left w:val="nil"/>
+              <w:right w:val="nil"/>
+            </w:tcBorders>
+          </w:tcPr>
+          <w:p>
+            <w:pPr>
+              <w:spacing w:line="240" w:lineRule="auto" w:after="40"/>
+            </w:pPr>
+            <w:r/>
+            <w:r>
+              <w:rPr>
+                <w:rFonts w:ascii="Times New Roman" w:hAnsi="Times New Roman"/>
+                <w:sz w:val="20"/>
+              </w:rPr>
+              <w:t>V-25</w:t>
+            </w:r>
+          </w:p>
+        </w:tc>
+        <w:tc>
+          <w:tcPr>
+            <w:tcW w:type="dxa" w:w="2340"/>
+            <w:tcBorders>
+              <w:top w:val="nil"/>
+              <w:bottom w:val="nil"/>
+              <w:left w:val="nil"/>
+              <w:right w:val="nil"/>
+            </w:tcBorders>
+          </w:tcPr>
+          <w:p>
+            <w:pPr>
+              <w:spacing w:line="240" w:lineRule="auto" w:after="40"/>
+            </w:pPr>
+            <w:r/>
+            <w:r>
+              <w:rPr>
+                <w:rFonts w:ascii="Times New Roman" w:hAnsi="Times New Roman"/>
+                <w:sz w:val="20"/>
+              </w:rPr>
+              <w:t>Consumir un enlace válido y reutilizarlo</w:t>
+            </w:r>
+          </w:p>
+        </w:tc>
+        <w:tc>
+          <w:tcPr>
+            <w:tcW w:type="dxa" w:w="2340"/>
+            <w:tcBorders>
+              <w:top w:val="nil"/>
+              <w:bottom w:val="nil"/>
+              <w:left w:val="nil"/>
+              <w:right w:val="nil"/>
+            </w:tcBorders>
+          </w:tcPr>
+          <w:p>
+            <w:pPr>
+              <w:spacing w:line="240" w:lineRule="auto" w:after="40"/>
+            </w:pPr>
+            <w:r/>
+            <w:r>
+              <w:rPr>
+                <w:rFonts w:ascii="Times New Roman" w:hAnsi="Times New Roman"/>
+                <w:sz w:val="20"/>
+              </w:rPr>
+              <w:t>La contraseña cambia y el segundo intento se rechaza</w:t>
+            </w:r>
+          </w:p>
+        </w:tc>
+        <w:tc>
+          <w:tcPr>
+            <w:tcW w:type="dxa" w:w="2340"/>
+            <w:tcBorders>
+              <w:top w:val="nil"/>
+              <w:bottom w:val="nil"/>
+              <w:left w:val="nil"/>
+              <w:right w:val="nil"/>
+            </w:tcBorders>
+          </w:tcPr>
+          <w:p>
+            <w:pPr>
+              <w:spacing w:line="240" w:lineRule="auto" w:after="40"/>
+            </w:pPr>
+            <w:r/>
+            <w:r>
+              <w:rPr>
+                <w:rFonts w:ascii="Times New Roman" w:hAnsi="Times New Roman"/>
+                <w:sz w:val="20"/>
+              </w:rPr>
+              <w:t>RN-28, RN-31</w:t>
+            </w:r>
+          </w:p>
+        </w:tc>
+      </w:tr>
+      <w:tr>
+        <w:tc>
+          <w:tcPr>
+            <w:tcW w:type="dxa" w:w="2340"/>
+            <w:tcBorders>
+              <w:top w:val="nil"/>
               <w:bottom w:val="single" w:sz="6" w:color="000000"/>
               <w:left w:val="nil"/>
               <w:right w:val="nil"/>
@@ -22476,7 +23785,7 @@
                 <w:rFonts w:ascii="Times New Roman" w:hAnsi="Times New Roman"/>
                 <w:sz w:val="20"/>
               </w:rPr>
-              <w:t>V-22</w:t>
+              <w:t>V-26</w:t>
             </w:r>
           </w:p>
         </w:tc>
@@ -22500,7 +23809,7 @@
                 <w:rFonts w:ascii="Times New Roman" w:hAnsi="Times New Roman"/>
                 <w:sz w:val="20"/>
               </w:rPr>
-              <w:t>Inactivar un docente con cursos vigentes</w:t>
+              <w:t>Pedir cuatro restablecimientos en una hora</w:t>
             </w:r>
           </w:p>
         </w:tc>
@@ -22524,7 +23833,7 @@
                 <w:rFonts w:ascii="Times New Roman" w:hAnsi="Times New Roman"/>
                 <w:sz w:val="20"/>
               </w:rPr>
-              <w:t>Rechazo con el número de cursos</w:t>
+              <w:t>El cuarto se rechaza</w:t>
             </w:r>
           </w:p>
         </w:tc>
@@ -22548,7 +23857,7 @@
                 <w:rFonts w:ascii="Times New Roman" w:hAnsi="Times New Roman"/>
                 <w:sz w:val="20"/>
               </w:rPr>
-              <w:t>RN-24</w:t>
+              <w:t>RN-30</w:t>
             </w:r>
           </w:p>
         </w:tc>
@@ -22681,6 +23990,8 @@
         <w:br/>
         <w:t xml:space="preserve"> eventos        |     2</w:t>
         <w:br/>
+        <w:t xml:space="preserve"> solicitudes    |     3</w:t>
+        <w:br/>
         <w:br/>
         <w:t>$ psql -d sga -f 05-verificacion.sql</w:t>
         <w:br/>
@@ -22727,6 +24038,14 @@
         <w:t>V-21 OK · RN-15: el borrado físico de persona fue rechazado</w:t>
         <w:br/>
         <w:t>V-22 OK · RN-24: inactivación de docente con cursos vigentes rechazada</w:t>
+        <w:br/>
+        <w:t>V-23 OK · RN-29: la solicitud no revela que correos existen</w:t>
+        <w:br/>
+        <w:t>V-24 OK · RN-28: solo el enlace vigente y sin usar es aceptado</w:t>
+        <w:br/>
+        <w:t>V-25 OK · RN-28: el enlace cambio la contrasena y quedo consumido</w:t>
+        <w:br/>
+        <w:t>V-26 OK · RN-30: la cuarta solicitud en una hora fue rechazada</w:t>
       </w:r>
     </w:p>
     <w:p/>
@@ -23175,7 +24494,7 @@
                 <w:rFonts w:ascii="Times New Roman" w:hAnsi="Times New Roman"/>
                 <w:sz w:val="20"/>
               </w:rPr>
-              <w:t>11 de 11</w:t>
+              <w:t>12 de 12</w:t>
             </w:r>
           </w:p>
         </w:tc>
@@ -23323,7 +24642,7 @@
                 <w:rFonts w:ascii="Times New Roman" w:hAnsi="Times New Roman"/>
                 <w:sz w:val="20"/>
               </w:rPr>
-              <w:t>11 de 11</w:t>
+              <w:t>12 de 12</w:t>
             </w:r>
           </w:p>
         </w:tc>
@@ -23397,7 +24716,7 @@
                 <w:rFonts w:ascii="Times New Roman" w:hAnsi="Times New Roman"/>
                 <w:sz w:val="20"/>
               </w:rPr>
-              <w:t>23 en el esquema y 4 en la capa de negocio</w:t>
+              <w:t>27 en el esquema y 4 en la capa de negocio</w:t>
             </w:r>
           </w:p>
         </w:tc>
@@ -23545,7 +24864,7 @@
                 <w:rFonts w:ascii="Times New Roman" w:hAnsi="Times New Roman"/>
                 <w:sz w:val="20"/>
               </w:rPr>
-              <w:t>8 vistas y 7 funciones</w:t>
+              <w:t>8 vistas y 10 funciones</w:t>
             </w:r>
           </w:p>
         </w:tc>
@@ -23569,7 +24888,7 @@
           <w:rFonts w:ascii="Times New Roman" w:hAnsi="Times New Roman"/>
           <w:sz w:val="20"/>
         </w:rPr>
-        <w:t>Las condiciones se verificaron manualmente sobre el script. Las 22 comprobaciones del archivo de verificación automatizan la cuarta condición, que es la que más se degrada con el tiempo: una restricción que alguien elimina para resolver un problema puntual y nadie vuelve a poner.</w:t>
+        <w:t>Las condiciones se verificaron manualmente sobre el script. Las 26 comprobaciones del archivo de verificación automatizan la cuarta condición, que es la que más se degrada con el tiempo: una restricción que alguien elimina para resolver un problema puntual y nadie vuelve a poner.</w:t>
       </w:r>
     </w:p>
     <w:p>
@@ -24745,7 +26064,7 @@
             <w:tcW w:type="dxa" w:w="2340"/>
             <w:tcBorders>
               <w:top w:val="nil"/>
-              <w:bottom w:val="single" w:sz="6" w:color="000000"/>
+              <w:bottom w:val="nil"/>
               <w:left w:val="nil"/>
               <w:right w:val="nil"/>
             </w:tcBorders>
@@ -24769,7 +26088,7 @@
             <w:tcW w:type="dxa" w:w="2340"/>
             <w:tcBorders>
               <w:top w:val="nil"/>
-              <w:bottom w:val="single" w:sz="6" w:color="000000"/>
+              <w:bottom w:val="nil"/>
               <w:left w:val="nil"/>
               <w:right w:val="nil"/>
             </w:tcBorders>
@@ -24785,6 +26104,104 @@
                 <w:sz w:val="18"/>
               </w:rPr>
               <w:t>evento_seguridad</w:t>
+            </w:r>
+          </w:p>
+        </w:tc>
+        <w:tc>
+          <w:tcPr>
+            <w:tcW w:type="dxa" w:w="2340"/>
+            <w:tcBorders>
+              <w:top w:val="nil"/>
+              <w:bottom w:val="nil"/>
+              <w:left w:val="nil"/>
+              <w:right w:val="nil"/>
+            </w:tcBorders>
+          </w:tcPr>
+          <w:p>
+            <w:pPr>
+              <w:spacing w:line="240" w:lineRule="auto" w:after="40"/>
+            </w:pPr>
+            <w:r/>
+            <w:r>
+              <w:rPr>
+                <w:rFonts w:ascii="Times New Roman" w:hAnsi="Times New Roman"/>
+                <w:sz w:val="20"/>
+              </w:rPr>
+              <w:t>—</w:t>
+            </w:r>
+          </w:p>
+        </w:tc>
+        <w:tc>
+          <w:tcPr>
+            <w:tcW w:type="dxa" w:w="2340"/>
+            <w:tcBorders>
+              <w:top w:val="nil"/>
+              <w:bottom w:val="nil"/>
+              <w:left w:val="nil"/>
+              <w:right w:val="nil"/>
+            </w:tcBorders>
+          </w:tcPr>
+          <w:p>
+            <w:pPr>
+              <w:spacing w:line="240" w:lineRule="auto" w:after="40"/>
+            </w:pPr>
+            <w:r/>
+            <w:r>
+              <w:rPr>
+                <w:rFonts w:ascii="Times New Roman" w:hAnsi="Times New Roman"/>
+                <w:sz w:val="20"/>
+              </w:rPr>
+              <w:t>1, 5</w:t>
+            </w:r>
+          </w:p>
+        </w:tc>
+      </w:tr>
+      <w:tr>
+        <w:tc>
+          <w:tcPr>
+            <w:tcW w:type="dxa" w:w="2340"/>
+            <w:tcBorders>
+              <w:top w:val="nil"/>
+              <w:bottom w:val="single" w:sz="6" w:color="000000"/>
+              <w:left w:val="nil"/>
+              <w:right w:val="nil"/>
+            </w:tcBorders>
+          </w:tcPr>
+          <w:p>
+            <w:pPr>
+              <w:spacing w:line="240" w:lineRule="auto" w:after="40"/>
+            </w:pPr>
+            <w:r/>
+            <w:r>
+              <w:rPr>
+                <w:rFonts w:ascii="Times New Roman" w:hAnsi="Times New Roman"/>
+                <w:sz w:val="20"/>
+              </w:rPr>
+              <w:t>SolicitudRestablecimiento</w:t>
+            </w:r>
+          </w:p>
+        </w:tc>
+        <w:tc>
+          <w:tcPr>
+            <w:tcW w:type="dxa" w:w="2340"/>
+            <w:tcBorders>
+              <w:top w:val="nil"/>
+              <w:bottom w:val="single" w:sz="6" w:color="000000"/>
+              <w:left w:val="nil"/>
+              <w:right w:val="nil"/>
+            </w:tcBorders>
+          </w:tcPr>
+          <w:p>
+            <w:pPr>
+              <w:spacing w:line="240" w:lineRule="auto" w:after="40"/>
+            </w:pPr>
+            <w:r/>
+            <w:r>
+              <w:rPr>
+                <w:rFonts w:ascii="Consolas" w:hAnsi="Consolas"/>
+                <w:sz w:val="18"/>
+              </w:rPr>
+              <w:t>solicitud_restablecimiento</w:t>
             </w:r>
           </w:p>
         </w:tc>
@@ -25060,29 +26477,85 @@
               </w:rPr>
               <w:t>evento_seguridad</w:t>
             </w:r>
-          </w:p>
-        </w:tc>
-        <w:tc>
-          <w:tcPr>
-            <w:tcW w:type="dxa" w:w="2340"/>
-            <w:tcBorders>
-              <w:top w:val="nil"/>
-              <w:bottom w:val="nil"/>
-              <w:left w:val="nil"/>
-              <w:right w:val="nil"/>
-            </w:tcBorders>
-          </w:tcPr>
-          <w:p>
-            <w:pPr>
-              <w:spacing w:line="240" w:lineRule="auto" w:after="40"/>
-            </w:pPr>
-            <w:r/>
+            <w:r>
+              <w:rPr>
+                <w:rFonts w:ascii="Times New Roman" w:hAnsi="Times New Roman"/>
+                <w:sz w:val="20"/>
+              </w:rPr>
+              <w:t xml:space="preserve">, </w:t>
+            </w:r>
             <w:r>
               <w:rPr>
                 <w:rFonts w:ascii="Consolas" w:hAnsi="Consolas"/>
                 <w:sz w:val="18"/>
               </w:rPr>
+              <w:t>solicitud_restablecimiento</w:t>
+            </w:r>
+          </w:p>
+        </w:tc>
+        <w:tc>
+          <w:tcPr>
+            <w:tcW w:type="dxa" w:w="2340"/>
+            <w:tcBorders>
+              <w:top w:val="nil"/>
+              <w:bottom w:val="nil"/>
+              <w:left w:val="nil"/>
+              <w:right w:val="nil"/>
+            </w:tcBorders>
+          </w:tcPr>
+          <w:p>
+            <w:pPr>
+              <w:spacing w:line="240" w:lineRule="auto" w:after="40"/>
+            </w:pPr>
+            <w:r/>
+            <w:r>
+              <w:rPr>
+                <w:rFonts w:ascii="Consolas" w:hAnsi="Consolas"/>
+                <w:sz w:val="18"/>
+              </w:rPr>
               <w:t>fn_usuario_sesion</w:t>
+            </w:r>
+            <w:r>
+              <w:rPr>
+                <w:rFonts w:ascii="Times New Roman" w:hAnsi="Times New Roman"/>
+                <w:sz w:val="20"/>
+              </w:rPr>
+              <w:t xml:space="preserve">, </w:t>
+            </w:r>
+            <w:r>
+              <w:rPr>
+                <w:rFonts w:ascii="Consolas" w:hAnsi="Consolas"/>
+                <w:sz w:val="18"/>
+              </w:rPr>
+              <w:t>fn_solicitar_restablecimiento</w:t>
+            </w:r>
+            <w:r>
+              <w:rPr>
+                <w:rFonts w:ascii="Times New Roman" w:hAnsi="Times New Roman"/>
+                <w:sz w:val="20"/>
+              </w:rPr>
+              <w:t xml:space="preserve">, </w:t>
+            </w:r>
+            <w:r>
+              <w:rPr>
+                <w:rFonts w:ascii="Consolas" w:hAnsi="Consolas"/>
+                <w:sz w:val="18"/>
+              </w:rPr>
+              <w:t>fn_validar_enlace</w:t>
+            </w:r>
+            <w:r>
+              <w:rPr>
+                <w:rFonts w:ascii="Times New Roman" w:hAnsi="Times New Roman"/>
+                <w:sz w:val="20"/>
+              </w:rPr>
+              <w:t xml:space="preserve">, </w:t>
+            </w:r>
+            <w:r>
+              <w:rPr>
+                <w:rFonts w:ascii="Consolas" w:hAnsi="Consolas"/>
+                <w:sz w:val="18"/>
+              </w:rPr>
+              <w:t>fn_usar_enlace</w:t>
             </w:r>
           </w:p>
         </w:tc>
@@ -26904,7 +28377,7 @@
           <w:rFonts w:ascii="Times New Roman" w:hAnsi="Times New Roman"/>
           <w:sz w:val="24"/>
         </w:rPr>
-        <w:t>Las once clases de dominio de la Fase 3 se convirtieron en once tablas, catorce índices, nueve disparadores, siete funciones y ocho vistas. Veintitrés de las 27 reglas de negocio quedaron impuestas por el propio motor; las cuatro restantes dependen de la sesión del usuario y se quedaron en la capa de negocio, donde ADR-003 las ubica.</w:t>
+        <w:t>Las doce clases de dominio de la Fase 3 se convirtieron en doce tablas, dieciséis índices, nueve disparadores, diez funciones y ocho vistas. Veintitrés de las 31 reglas de negocio quedaron impuestas por el propio motor; las cuatro restantes dependen de la sesión del usuario y se quedaron en la capa de negocio, donde ADR-003 las ubica.</w:t>
       </w:r>
     </w:p>
     <w:p>
@@ -27384,7 +28857,7 @@
           <w:rFonts w:ascii="Times New Roman" w:hAnsi="Times New Roman"/>
           <w:sz w:val="24"/>
         </w:rPr>
-        <w:t xml:space="preserve"> 11 tablas · 14 índices · 9 disparadores · 7 funciones · 8 vistas · 9 diagramas · 22 tablas de documentación · 5 scripts SQL · 22 comprobaciones de verificación, las 22 en verde sobre PostgreSQL 16.10 · 27 reglas de negocio trazadas.</w:t>
+        <w:t xml:space="preserve"> 12 tablas · 16 índices · 9 disparadores · 10 funciones · 8 vistas · 9 diagramas · 22 tablas de documentación · 5 scripts SQL · 26 comprobaciones de verificación, las 22 en verde sobre PostgreSQL 16.10 · 31 reglas de negocio trazadas.</w:t>
       </w:r>
     </w:p>
     <w:sectPr>
